--- a/materials/第2讲实质备课/01_完整讲述.docx
+++ b/materials/第2讲实质备课/01_完整讲述.docx
@@ -26,7 +26,25 @@
         <w:spacing w:after="90" w:before="0" w:line="315"/>
       </w:pPr>
       <w:r>
-        <w:t xml:space="preserve">授课对象：公安专业一年级。核心90分钟，两个45分钟；100分钟用法在文末明确插入两项各5分钟扩展，课间另计。以下“讲述”可连续讲出；“课堂活动”和“教师备查”不朗读。本轮为整讲内容审阅稿，尚未制作正式PPT，也没有真人试读。学生在课前拿到史料册，按题1—5查找相应材料，不以事先记住年份为前提。</w:t>
+        <w:t xml:space="preserve">授课对象：公安专业一年级。上、下两节各45分钟，分别从本节0分钟开始，课间另计。第一至七部分为上节，第八至十三部分为下节。以下“讲述”可连续讲出；“课堂活动”和“教师备查”不朗读。文末深化与短讲是同一节内的选择，按容量表调用，不能全部累加。本轮为内容审阅稿，尚未制作正式PPT，也没有真人试读。学生拿到史料册后按题1—5查读，不以事先记住年份为前提。</w:t>
+      </w:r>
+    </w:p>
+    <w:p>
+      <w:pPr>
+        <w:pStyle w:val="Heading1"/>
+        <w:widowControl/>
+      </w:pPr>
+      <w:r>
+        <w:t xml:space="preserve">上节 本节0—45分钟</w:t>
+      </w:r>
+    </w:p>
+    <w:p>
+      <w:pPr>
+        <w:widowControl/>
+        <w:spacing w:after="90" w:before="0" w:line="315"/>
+      </w:pPr>
+      <w:r>
+        <w:t xml:space="preserve">前七部分完成近代中外全景、根据地与新中国完整文本、人身自由及机关分工的比较。中段根据实际进度决定是否调用E1或短讲，具体检查点见教学安排。以下活动秒数是估算输入；教师口述已包含讲评，不再另加反馈或机械翻页时间。</w:t>
       </w:r>
     </w:p>
     <w:p>
@@ -218,6 +236,15 @@
         <w:spacing w:after="90" w:before="0" w:line="315"/>
       </w:pPr>
       <w:r>
+        <w:t xml:space="preserve">这里有一个需要认真对待的疑问：既然宪法要限制权力，为什么美国那条线还要建立更能处理共同事务的联邦权力？约束权力和组织权力并不矛盾。共同决定如果缺少执行能力，即使宣示保护权利，也可能不能处理共同事务；但让国家能做事，又不能等于给它没有边界的权限。我们从不同历史材料中读到的，是怎样建立能力并安排约束这两个问题。不能用“权力越少越好”概括全部近代宪法，也不能从“需要有力的政府”推出任何扩大权力都适当。这是一种比较后的理解，不是说三个国家当时已经找到相同答案。</w:t>
+      </w:r>
+    </w:p>
+    <w:p>
+      <w:pPr>
+        <w:widowControl/>
+        <w:spacing w:after="90" w:before="0" w:line="315"/>
+      </w:pPr>
+      <w:r>
         <w:t xml:space="preserve">带着这个视野回到中国，我们就不只问“中国什么时候也有了一个叫宪法的文件”，还要问：在当时的国家困境和政治变动中，不同方案准备把权力放在哪里，又怎样安排它的行使？</w:t>
       </w:r>
     </w:p>
@@ -458,6 +485,15 @@
         <w:spacing w:after="90" w:before="0" w:line="315"/>
       </w:pPr>
       <w:r>
+        <w:t xml:space="preserve">为了不只留下三个名称，再读史料册补充材料中的根据地短文。刘政在《中国人大》的研究文章中转引一九四六年原则：人民普遍直接平等无记名选举各级代表，各级代表会选举政府人员。我们这里读的是该文所引历史文本。句子分成两步：人民选代表，代表会议选政府人员。它不止说明由谁作主，还规定怎样组织政府。由此可以理解，根据地政权建设为后来制度积累了可辨认的组织经验。但现在各级人大的产生方式不能直接照抄这一句解释；文件所处地域、战争条件和制度形式都要保留。找到历史联系，不等于宣布后来每项制度已经在这里完整出现。</w:t>
+      </w:r>
+    </w:p>
+    <w:p>
+      <w:pPr>
+        <w:widowControl/>
+        <w:spacing w:after="90" w:before="0" w:line="315"/>
+      </w:pPr>
+      <w:r>
         <w:t xml:space="preserve">到1949年，《共同纲领》发挥临时宪法作用。上一讲已经读过其中关于全国人大召开前后的过渡安排，这里只把它放回时间线上。1954年9月20日，一届全国人大一次会议通过新中国第一部宪法。这个起点同时承接既有经验，并为当时的国家制度作出系统规定。</w:t>
       </w:r>
     </w:p>
@@ -596,6 +632,15 @@
         <w:spacing w:after="90" w:before="0" w:line="315"/>
       </w:pPr>
       <w:r>
+        <w:t xml:space="preserve">也可以把原文序言的国家根本任务同第五条一起读。现代化建设需要组织力量，这是实际的国家任务；第五条同时规定遵守宪法法律，否定超越宪法法律的特权。任务与约束并列，意味着目标的重要性不能自己证明一切手段都适当。反过来，共同规则也不是让国家停止办事，而是使不同机关能够依可持续的规则履职。这个关系帮助我们理解，为什么一九八二年的全面修改既写建设任务，也写权利和机构，不能只拿其中一项代替整份文本。</w:t>
+      </w:r>
+    </w:p>
+    <w:p>
+      <w:pPr>
+        <w:widowControl/>
+        <w:spacing w:after="90" w:before="0" w:line="315"/>
+      </w:pPr>
+      <w:r>
         <w:t xml:space="preserve">但报告和条文承担的证据工作不一样。条文能让我们核对规范究竟改变了什么；报告告诉我们当时怎样说明修改理由。两者合读，比教师只说“总结经验教训”更具体。至于制度后来是否在每一件事中都得到遵守，还须另看实践材料。现在就把报告提出的问题放回实际条文。</w:t>
       </w:r>
     </w:p>
@@ -761,6 +806,33 @@
         <w:spacing w:after="90" w:before="0" w:line="315"/>
       </w:pPr>
       <w:r>
+        <w:t xml:space="preserve">可是，把工作集中在一个机关，沟通更少、决定更快，这个理由难道没有分量吗？它有分量，尤其在需要及时处理事务时，增加环节确实可能带来材料移送和意见沟通的成本。因此，不能把分工作成“环节越多，保障越好”的口号。</w:t>
+      </w:r>
+    </w:p>
+    <w:p>
+      <w:pPr>
+        <w:widowControl/>
+        <w:spacing w:after="90" w:before="0" w:line="315"/>
+      </w:pPr>
+      <w:r>
+        <w:t xml:space="preserve">关键还在于，是否有必要让不同职责对同一问题作出各自判断。一个机关负责调查并推进案件，另一个机关依法判断是否批准逮捕，这使前一环节提出的理由需要接受另一职责的检验。这里说的是分工的制度意义，不是推断某个具体办案人员必然偏私，也不是宣布另一机关永远不会犯错。判断一项影响自由的措施，不能仅以最先提出措施的人相信它正确为止。</w:t>
+      </w:r>
+    </w:p>
+    <w:p>
+      <w:pPr>
+        <w:widowControl/>
+        <w:spacing w:after="90" w:before="0" w:line="315"/>
+      </w:pPr>
+      <w:r>
+        <w:t xml:space="preserve">所以原第一百三十五条同时写了分工、配合、制约。只讲配合，容易漏掉提出不同判断的职责；只讲制约而拒绝必要协作，又不能完成准确有效执行法律的共同任务。制度安排要承担协调成本，也要求这种成本服务于有意义的审查，而非材料来回转一圈。三项要求放在一起，比只选其中最好听的一项更难，也更接近条文提出的问题。至于具体环节怎样安排才能做到，还要继续读刑事法律和实施资料，不能凭宪法这一句就编出所有办理细则。</w:t>
+      </w:r>
+    </w:p>
+    <w:p>
+      <w:pPr>
+        <w:widowControl/>
+        <w:spacing w:after="90" w:before="0" w:line="315"/>
+      </w:pPr>
+      <w:r>
         <w:t xml:space="preserve">有人如果据此进一步说，1982年以后非法拘禁便从此消失了，这就超过了材料。规范禁止什么，与现实是否完全做到，是不同的历史问题。我们已经能确定文本变化及其制度意义；不能证明实际效果，并不意味着前面这些有依据的认识也全部无效。</w:t>
       </w:r>
     </w:p>
@@ -794,7 +866,7 @@
           <w:sz w:val="20"/>
           <w:szCs w:val="20"/>
         </w:rPr>
-        <w:t xml:space="preserve">题2依据研究H01—H04。1975使用人大旧网页的境外保存本，选用第25、28条实看核字；第25条另有最高检官方引文，尚未取得1975原刊图像，来源层级须保留。不要以1978缺一个逗号扩大解释法院决定的执行方式，材料保留原标点；课堂概括据完整句与研究范围。此处不是个案逮捕合法性训练。</w:t>
+        <w:t xml:space="preserve">题2依据研究H01—H04。1975使用人大旧网页的境外保存本，选用第25、28条实看核字；第25条另有最高检官方引文，尚未取得1975原刊图像，来源层级须保留。不要以1978缺一个逗号扩大解释法院决定的执行方式，材料保留原标点；课堂概括据完整句与研究范围。效率、协调成本和另一职责检验的比较，是针对条文结构的教学分析，不是1975、1978、1982当事人实有争论的记录，也不是这些变动的单因历史解释。此处不是个案逮捕合法性训练。</w:t>
       </w:r>
     </w:p>
     <w:p>
@@ -854,7 +926,7 @@
           <w:sz w:val="20"/>
           <w:szCs w:val="20"/>
         </w:rPr>
-        <w:t xml:space="preserve">约30秒写页边句；如需回看，可使用第一学时统一预留的机动，不新增一道评分任务。课间另计。</w:t>
+        <w:t xml:space="preserve">约30秒写页边句；上节在本节45分钟结束。按需深化是否调用，由本节中段检查点决定，不在此临时补入一整段。课间另计。</w:t>
       </w:r>
     </w:p>
     <w:p>
@@ -863,6 +935,24 @@
         <w:widowControl/>
       </w:pPr>
       <w:r>
+        <w:t xml:space="preserve">下节 本节0—45分钟</w:t>
+      </w:r>
+    </w:p>
+    <w:p>
+      <w:pPr>
+        <w:widowControl/>
+        <w:spacing w:after="90" w:before="0" w:line="315"/>
+      </w:pPr>
+      <w:r>
+        <w:t xml:space="preserve">时间重新从0开始。第八至十三部分完成土地修改、五次修正、监察机关与修宪程序、三种文件及收束；不以上节超时占用本节。E2、E4和短讲根据本节检查点调用。</w:t>
+      </w:r>
+    </w:p>
+    <w:p>
+      <w:pPr>
+        <w:pStyle w:val="Heading1"/>
+        <w:widowControl/>
+      </w:pPr>
+      <w:r>
         <w:t xml:space="preserve">八 1988年的土地修改 改变使用安排是否等于改变所有权</w:t>
       </w:r>
     </w:p>
@@ -873,6 +963,15 @@
       </w:pPr>
       <w:r>
         <w:t xml:space="preserve">讲述</w:t>
+      </w:r>
+    </w:p>
+    <w:p>
+      <w:pPr>
+        <w:widowControl/>
+        <w:spacing w:after="90" w:before="0" w:line="315"/>
+      </w:pPr>
+      <w:r>
+        <w:t xml:space="preserve">上节我们比较了完整文本怎样重新安排权力和保障，这节改看局部修改。仍然使用两个问题：究竟改了什么，哪些关系继续存在？这一节的时间重新从零开始。</w:t>
       </w:r>
     </w:p>
     <w:p>
@@ -977,6 +1076,33 @@
         <w:spacing w:after="90" w:before="0" w:line="315"/>
       </w:pPr>
       <w:r>
+        <w:t xml:space="preserve">还可以提出另一种有分量的选择：为了照顾整体规划和公共用途，继续主要通过行政安排来调整土地由谁使用。这种方式有集中协调的理由，不能只说它“不够灵活”就否定；但它也需要掌握不断变化的利用需求，并承担调整配置的工作。允许使用权依法流转，则给使用安排提供了另一种调整方式。条文没有把两种方式的全部适用条件写在这里；它首先说明，增加依法流转的可能，不必先把土地所有权转归私人。</w:t>
+      </w:r>
+    </w:p>
+    <w:p>
+      <w:pPr>
+        <w:widowControl/>
+        <w:spacing w:after="90" w:before="0" w:line="315"/>
+      </w:pPr>
+      <w:r>
+        <w:t xml:space="preserve">反过来，希望让资源更灵活地利用，也不能只讲“能够转让”就结束。转让的条件、范围、各方权利以及公共利益怎样维护，都还要有具体法律安排。如果只追求交易方便，略去这些条件，就把一次有边界的制度调整讲成没有限制的许可。我们不在这里断定哪项具体条件应当怎样规定，而是看到宪法为何同时写许可对象和依法条件。</w:t>
+      </w:r>
+    </w:p>
+    <w:p>
+      <w:pPr>
+        <w:widowControl/>
+        <w:spacing w:after="90" w:before="0" w:line="315"/>
+      </w:pPr>
+      <w:r>
+        <w:t xml:space="preserve">这样比较，才看见这次选择的分量：它没有把维持所有制与改变利用方式处理为只能选一个的问题；同时，允许流转又提出了新的法律安排任务。这不是仅靠删除“出租”二字就能自动完成的。变化打开了一种制度空间，空间怎样使用，仍需要法律继续作出选择并承担相应责任。这里是根据条文作的制度分析，不能冒充一九八八年所有参与者都曾逐句提出的辩论。</w:t>
+      </w:r>
+    </w:p>
+    <w:p>
+      <w:pPr>
+        <w:widowControl/>
+        <w:spacing w:after="90" w:before="0" w:line="315"/>
+      </w:pPr>
+      <w:r>
         <w:t xml:space="preserve">再看“修正案”这个文书做了什么。它先指出宪法哪一条哪一款，列出要改的文字，再规定改为什么。材料中的“修正案第二条”，是这份修改文件的条次；它修改的却是宪法第十条第四款。两个编号对应不同文件，不能串用。修正案是一份独立文件，但它改变的是现行宪法的相应内容。不能因为采用另列修正案的方式，就说原有规范实质上从来没有变化。</w:t>
       </w:r>
     </w:p>
@@ -1121,7 +1247,7 @@
           <w:sz w:val="20"/>
           <w:szCs w:val="20"/>
         </w:rPr>
-        <w:t xml:space="preserve">1993条目依教材与已核形成说明的全景；本轮未逐条核1993原公报图像。1999新增句是修正案第13条，2004新增句是修正案第24条，分别对应宪法第5、33条，不混用条号。E2提供额外5分钟实际对读，不塞进核心时段。</w:t>
+        <w:t xml:space="preserve">1993条目依教材与已核形成说明的全景；本轮未逐条核1993原公报图像。1999新增句是修正案第13条，2004新增句是修正案第24条，分别对应宪法第5、33条，不混用条号。E2为本节45分钟以内按需调用的完整深化，不默认计入主线。</w:t>
       </w:r>
     </w:p>
     <w:p>
@@ -1181,7 +1307,7 @@
           <w:sz w:val="20"/>
           <w:szCs w:val="20"/>
         </w:rPr>
-        <w:t xml:space="preserve">阅读学生册2018三处文本约1分30秒。分别标出增加的机关、删去的国务院职权文字和新增的机关地位规定。不要把旧新文字合抄成一个时期的条文。</w:t>
+        <w:t xml:space="preserve">阅读学生册2018三组文本约1分30秒，标出增列的机关、删去的国务院职权文字和新增机关地位；再用20秒读同页第124条末款，圈出“由法律规定”，供下一部分解释配套立法。合计1分50秒，不另加教师讲评时间。不要把旧新文字合抄成一个时期的条文。</w:t>
       </w:r>
     </w:p>
     <w:p>
@@ -1208,6 +1334,15 @@
         <w:spacing w:after="90" w:before="0" w:line="315"/>
       </w:pPr>
       <w:r>
+        <w:t xml:space="preserve">还有一处保留值得指认。第三条增加了监察机关，但由人大产生、对它负责、受它监督的关系继续适用。不能因为机关新增，就以为所有根本关系都另起一套；也不能因为基本关系延续，就认为新增机关只是名字变化。具体构成可以改变，组织关系仍然约束新增部分。学生册同时列出第一百二十六条，说明国家监察委员会与地方监察委员会各自的负责关系。这比只记“增加监察委员会”多走了一步，也为第七讲分析国家机构留下了具体问题。</w:t>
+      </w:r>
+    </w:p>
+    <w:p>
+      <w:pPr>
+        <w:widowControl/>
+        <w:spacing w:after="90" w:before="0" w:line="315"/>
+      </w:pPr>
+      <w:r>
         <w:t xml:space="preserve">当时的修改说明将有关内容与深化国家监察体制改革、为设立监察委员会提供宪法依据联系起来。这里的说明帮助我们理解改革目的，正式修正案则让我们核对这个目的怎样进入文本。把两种材料各放在适当的位置，才不会把一句目标当作条文，也不会只看多了几个字而不问制度问题。</w:t>
       </w:r>
     </w:p>
@@ -1226,16 +1361,7 @@
         <w:spacing w:after="90" w:before="0" w:line="315"/>
       </w:pPr>
       <w:r>
-        <w:t xml:space="preserve">这样看，制度发展有不同层次：有时需要改变根本规则，有时通过普通法律把制度进一步安排清楚，还要通过机关实际履职运转。不能把所有变化都叫又修了一次宪法，也不能认为有了宪法修正案，后面的普通立法和实施工作便全部完成了。</w:t>
-      </w:r>
-    </w:p>
-    <w:p>
-      <w:pPr>
-        <w:widowControl/>
-        <w:spacing w:after="90" w:before="0" w:line="315"/>
-      </w:pPr>
-      <w:r>
-        <w:t xml:space="preserve">现在再往回追一步：一项修改建议怎样成为正式的宪法修正案？上一讲比较过表决门槛，这一讲要把主体和真实文件接起来。</w:t>
+        <w:t xml:space="preserve">同一轮制度发展为什么需要这两种文件，还要结合它们各自改动的对象来解释。现在先看建议如何成为正式改文，再把这一过程放回土地和监察材料。</w:t>
       </w:r>
     </w:p>
     <w:p>
@@ -1382,6 +1508,60 @@
         <w:spacing w:after="90" w:before="0" w:line="315"/>
       </w:pPr>
       <w:r>
+        <w:t xml:space="preserve">第一讲已经比较过较高门槛的稳定作用与调整代价。现在继续问：程序条件得到满足后，具体要改哪一层规则？</w:t>
+      </w:r>
+    </w:p>
+    <w:p>
+      <w:pPr>
+        <w:widowControl/>
+        <w:spacing w:after="90" w:before="0" w:line="315"/>
+      </w:pPr>
+      <w:r>
+        <w:t xml:space="preserve">一九八八年修正案直接处理原第十条第四款的禁语，删除“出租”，明确土地使用权可以依法转让。它没有仅在另一部法律中增加许可，就把宪法原文当作自动失效。普通法律不能只凭制定时间较新，便排除相反的宪法要求。</w:t>
+      </w:r>
+    </w:p>
+    <w:p>
+      <w:pPr>
+        <w:widowControl/>
+        <w:spacing w:after="90" w:before="0" w:line="315"/>
+      </w:pPr>
+      <w:r>
+        <w:t xml:space="preserve">这不等于断言此前每次土地改革试点都违法，那需要当时的法律、解释、授权和事实。本课能确认的是，正式修正案确实修改了宪法文字，同时保留使用权流转“依照法律”的条件。宪法层面已经改变，后续法律仍有具体安排的任务。</w:t>
+      </w:r>
+    </w:p>
+    <w:p>
+      <w:pPr>
+        <w:widowControl/>
+        <w:spacing w:after="90" w:before="0" w:line="315"/>
+      </w:pPr>
+      <w:r>
+        <w:t xml:space="preserve">二〇一八年新增监察机关，涉及它由谁产生、对谁负责及原有机关的职权，不能等同只调整政府内部一个部门。因此修改涉及第三条、国务院职权和新增监察委员会专节；只制定一部普通法律，不能就认为原有宪法关系已经改写。同期说明提出为设立监察委员会提供宪法依据，正式改文使这一目的有了可以指认的位置。</w:t>
+      </w:r>
+    </w:p>
+    <w:p>
+      <w:pPr>
+        <w:widowControl/>
+        <w:spacing w:after="90" w:before="0" w:line="315"/>
+      </w:pPr>
+      <w:r>
+        <w:t xml:space="preserve">另一方面，新增第一百二十四条末款明定：“监察委员会的组织和职权由法律规定。”它给普通立法留下进一步安排组织和依法履职的任务，法律仍须遵守宪法已经规定的产生和负责关系。“由法律规定”允许具体化，不能被读成允许另写一套相反的根本关系。</w:t>
+      </w:r>
+    </w:p>
+    <w:p>
+      <w:pPr>
+        <w:widowControl/>
+        <w:spacing w:after="90" w:before="0" w:line="315"/>
+      </w:pPr>
+      <w:r>
+        <w:t xml:space="preserve">把所有工作细目都写进宪法，又会使细节调整承受修宪门槛。两组材料因此要求我们同时看：拟改变的事项是否触及既有宪法安排，宪法又把哪些具体任务交给法律。法律可以完成配套，不能自行改写宪法；宪法确立根本关系，也不意味着所有配套已经完成。</w:t>
+      </w:r>
+    </w:p>
+    <w:p>
+      <w:pPr>
+        <w:widowControl/>
+        <w:spacing w:after="90" w:before="0" w:line="315"/>
+      </w:pPr>
+      <w:r>
         <w:t xml:space="preserve">不过，2018年的全部工作日期、征求意见方式和会议安排，并不因此成为每次修宪都必须一模一样复制的细流程。1982年公布草案讨论和全面修改用了另一段实际过程；第64条的要求与每次具体组织工作，要分别辨认。</w:t>
       </w:r>
     </w:p>
@@ -1417,7 +1597,7 @@
         </w:rPr>
         <w:t xml:space="preserve">H10—H12。2018说明为官方转载摘要，不冒称原刊全文；3月8日为同期报道，3月11日为正式公告。主席团审议报告还记载2952名代表提出补充修改意见；本课不把全过程缩成只有常委会路线，也不只凭这一材料裁断这些意见的全部法律性质。见</w:t>
       </w:r>
-      <w:hyperlink w:history="1" r:id="rIdyaakmu8ua_xdpu-t27wwe">
+      <w:hyperlink w:history="1" r:id="rIdrukth5jezlnpgowq1yv90">
         <w:r>
           <w:rPr>
             <w:color w:val="444444"/>
@@ -1434,7 +1614,7 @@
           <w:sz w:val="20"/>
           <w:szCs w:val="20"/>
         </w:rPr>
-        <w:t xml:space="preserve">。第64条第2款普通法律的过半数要求已在第一讲讲过，此处只作必要提醒，不重做60%练习。不展开学说上的制宪权与修宪权全部争论。原课件“通常解释优先，解释不能解决才修改”的说法未作为普遍前置规则进入主讲。</w:t>
+        <w:t xml:space="preserve">。新增第124条末款已当轮回核2018修正案第52条及外交部全文；普通法律不得抵触宪法的判断据第5条。第64条门槛权衡已在第一讲展开，此处只作必要回顾，不重做60%练习。不展开制宪权与修宪权全部争论，也不将“通常解释优先，解释不能解决才修改”当作普遍前置规则。</w:t>
       </w:r>
     </w:p>
     <w:p>
@@ -1641,16 +1821,34 @@
         <w:widowControl/>
       </w:pPr>
       <w:r>
-        <w:t xml:space="preserve">条件性扩展E1 不成文是否意味着没有成文文件</w:t>
-      </w:r>
-    </w:p>
-    <w:p>
-      <w:pPr>
-        <w:widowControl/>
-        <w:spacing w:after="90" w:before="0" w:line="315"/>
-      </w:pPr>
-      <w:r>
-        <w:t xml:space="preserve">仅在第一学时增加5分钟时使用，放在第七部分收束前；课间仍另计。</w:t>
+        <w:t xml:space="preserve">教师按需选择 完整深化与短讲</w:t>
+      </w:r>
+    </w:p>
+    <w:p>
+      <w:pPr>
+        <w:widowControl/>
+        <w:spacing w:after="90" w:before="0" w:line="315"/>
+      </w:pPr>
+      <w:r>
+        <w:t xml:space="preserve">本区不自动计入主线。深化是增讲，短讲是替换对应部分的全部口述；同一位置的长短稿互斥。短讲中原活动仍执行，不能将老师讲评再算作活动。实际使用路径以容量报告的明确选择为准。</w:t>
+      </w:r>
+    </w:p>
+    <w:p>
+      <w:pPr>
+        <w:pStyle w:val="Heading1"/>
+        <w:widowControl/>
+      </w:pPr>
+      <w:r>
+        <w:t xml:space="preserve">按需深化E1 不成文是否意味着没有成文文件</w:t>
+      </w:r>
+    </w:p>
+    <w:p>
+      <w:pPr>
+        <w:widowControl/>
+        <w:spacing w:after="90" w:before="0" w:line="315"/>
+      </w:pPr>
+      <w:r>
+        <w:t xml:space="preserve">上节第二部分之后调用。使用学生册E1；本节仍在45分钟结束，不能因调用而延长。与主线重复的“有无文字”只作起点，继续比较统一编纂的收益和限度。</w:t>
       </w:r>
     </w:p>
     <w:p>
@@ -1692,7 +1890,7 @@
           <w:sz w:val="20"/>
           <w:szCs w:val="20"/>
         </w:rPr>
-        <w:t xml:space="preserve">阅读附页约1分钟，同桌解释约1分钟，请一人提出自己的概括约30秒。其余时间用于教师反馈和切换，总计5分钟。</w:t>
+        <w:t xml:space="preserve">独立读附页并划出能反驳“没有文字”的例子30秒，不另加学生发言时间。以下讲评已计入口述。</w:t>
       </w:r>
     </w:p>
     <w:p>
@@ -1719,7 +1917,34 @@
         <w:spacing w:after="90" w:before="0" w:line="315"/>
       </w:pPr>
       <w:r>
-        <w:t xml:space="preserve">这个区分服务于理解历史道路，不是让大家用一种形式给所有国家排高低。我们也没有凭这个简短材料判断该法案所有条款今天在英国各地怎样适用。保留到足以读懂本课的程度即可。</w:t>
+        <w:t xml:space="preserve">这个区分服务于理解历史道路，不是让大家用一种形式给所有国家排高低。我们也没有凭这个简短材料判断该法案所有条款今天在英国各地怎样适用。形式区别清楚以后，还可以比较它给读者带来什么。</w:t>
+      </w:r>
+    </w:p>
+    <w:p>
+      <w:pPr>
+        <w:widowControl/>
+        <w:spacing w:after="90" w:before="0" w:line="315"/>
+      </w:pPr>
+      <w:r>
+        <w:t xml:space="preserve">再向前想一步，把根本规则集中编成法典，会带来什么方便？至少查找主要规则、识别文本和比较修改时，可以有较为集中的出发点。本课对读同一条的不同版本，就使用了这种条件。可是，能集中查找，并不等于读完一部法典就掌握全部制度。法典所用概念仍需解释，许多制度也需要其他法律落实；它同样不能只靠集中成文便保证执行。</w:t>
+      </w:r>
+    </w:p>
+    <w:p>
+      <w:pPr>
+        <w:widowControl/>
+        <w:spacing w:after="90" w:before="0" w:line="315"/>
+      </w:pPr>
+      <w:r>
+        <w:t xml:space="preserve">另一方面，分布在不同法律、判例和惯例中的规则，能够积累不同阶段的制度经验，但读者要核清各规则的身份和关系，不能靠一本文件题名完成查找。这个阅读成本是真实的；却不能据此把所有规则都说成不存在。比较形式，应说明它帮助完成什么任务，又留下什么任务，而不是看哪一种名称听起来更现代。</w:t>
+      </w:r>
+    </w:p>
+    <w:p>
+      <w:pPr>
+        <w:widowControl/>
+        <w:spacing w:after="90" w:before="0" w:line="315"/>
+      </w:pPr>
+      <w:r>
+        <w:t xml:space="preserve">我们这一讲关心的发展，也就不能只用“是否换了一部成文法典”来观察。成文宪法可能通过修正案调整具体内容，没有统一法典的国家也可能出现影响根本关系的重要法律。各自具体的效力和改变程序仍须根据其制度判断，不能从文本形式直接推导出相同的修改规则。</w:t>
       </w:r>
     </w:p>
     <w:p>
@@ -1728,16 +1953,16 @@
         <w:widowControl/>
       </w:pPr>
       <w:r>
-        <w:t xml:space="preserve">条件性扩展E2 2004年新增人权原则怎样联系已有权利</w:t>
-      </w:r>
-    </w:p>
-    <w:p>
-      <w:pPr>
-        <w:widowControl/>
-        <w:spacing w:after="90" w:before="0" w:line="315"/>
-      </w:pPr>
-      <w:r>
-        <w:t xml:space="preserve">仅在第二学时增加5分钟时使用，放在第十三部分收束前。</w:t>
+        <w:t xml:space="preserve">按需深化E2 2004年新增人权原则怎样联系已有权利</w:t>
+      </w:r>
+    </w:p>
+    <w:p>
+      <w:pPr>
+        <w:widowControl/>
+        <w:spacing w:after="90" w:before="0" w:line="315"/>
+      </w:pPr>
+      <w:r>
+        <w:t xml:space="preserve">下节第九部分之后调用。使用学生册E2；保留在同一节45分钟之内。</w:t>
       </w:r>
     </w:p>
     <w:p>
@@ -1779,7 +2004,7 @@
           <w:sz w:val="20"/>
           <w:szCs w:val="20"/>
         </w:rPr>
-        <w:t xml:space="preserve">阅读对照约1分钟，独立写理由约1分钟，请一人回应约30秒。其余时间用于教师反馈和转场，总计5分钟。</w:t>
+        <w:t xml:space="preserve">静默回看对照30秒，独立写出一般原则与具体权利的一项关系30秒；不另加发言或教师反馈预算。</w:t>
       </w:r>
     </w:p>
     <w:p>
@@ -1807,6 +2032,741 @@
       </w:pPr>
       <w:r>
         <w:t xml:space="preserve">这里能说明的是文本与规范表达的关系，还不能仅凭一条新句评价所有人的实际处境。这个问题将在基本权利课继续展开；本讲先留下一个更准确的历史判断：新增原则有意义，也有此前的制度基础。</w:t>
+      </w:r>
+    </w:p>
+    <w:p>
+      <w:pPr>
+        <w:widowControl/>
+        <w:spacing w:after="90" w:before="0" w:line="315"/>
+      </w:pPr>
+      <w:r>
+        <w:t xml:space="preserve">有同学可能继续提出一个好问题：新增的句子这么一般，能不能直接替代每一项具体规定？不能。比如原第三十七条告诉我们逮捕所需的机关关系，单凭一般人权原则还不能推出某项措施的全部条件、期限和程序。原则提出总体要求，具体规范使某类权利和权力关系能够进一步判断。二者各有工作，不能把概括性理解为无用，也不能把概括性当成所有答案已经现成存在。</w:t>
+      </w:r>
+    </w:p>
+    <w:p>
+      <w:pPr>
+        <w:widowControl/>
+        <w:spacing w:after="90" w:before="0" w:line="315"/>
+      </w:pPr>
+      <w:r>
+        <w:t xml:space="preserve">再把目光放到国家职责。这里写的是国家尊重和保障人权。尊重提示国家活动本身须注意人的权利；保障提示还需要相应制度和履职。仅仅重说“我们有权利”，还没有完整读出这一句所指向的国家要求。但对某个案件应采取哪一具体措施，仍要继续查相应规范和事实。对原则作有根据的理解，与从原则直接跳出一个未经核查的个案结论，是不同的事。</w:t>
+      </w:r>
+    </w:p>
+    <w:p>
+      <w:pPr>
+        <w:widowControl/>
+        <w:spacing w:after="90" w:before="0" w:line="315"/>
+      </w:pPr>
+      <w:r>
+        <w:t xml:space="preserve">所以，评价一项原则性修正是否有新增内容，可以问三个相连的问题：它把什么要求明确说出来，它同已有具体条款怎样联系，又有哪些决定仍需要别的规范完成。本题的材料已经足以回答前两项，并提醒第三项的存在；还不足以替全部实施效果作一个总评价。</w:t>
+      </w:r>
+    </w:p>
+    <w:p>
+      <w:pPr>
+        <w:pStyle w:val="Heading2"/>
+        <w:widowControl/>
+      </w:pPr>
+      <w:r>
+        <w:t xml:space="preserve">教师备查</w:t>
+      </w:r>
+    </w:p>
+    <w:p>
+      <w:pPr>
+        <w:pStyle w:val="TeacherNote"/>
+        <w:widowControl/>
+        <w:spacing w:after="70" w:before="0" w:line="270"/>
+      </w:pPr>
+      <w:r>
+        <w:rPr>
+          <w:color w:val="444444"/>
+          <w:sz w:val="20"/>
+          <w:szCs w:val="20"/>
+        </w:rPr>
+        <w:t xml:space="preserve">E2的规范解释是本课基于第33、37条所作的教学分析，不作为2004年具体起草争论的历史记录。没有新添具体案件。</w:t>
+      </w:r>
+    </w:p>
+    <w:p>
+      <w:pPr>
+        <w:pStyle w:val="Heading1"/>
+        <w:widowControl/>
+      </w:pPr>
+      <w:r>
+        <w:t xml:space="preserve">按需深化E3 新增禁止文字是否证明以前允许</w:t>
+      </w:r>
+    </w:p>
+    <w:p>
+      <w:pPr>
+        <w:widowControl/>
+        <w:spacing w:after="90" w:before="0" w:line="315"/>
+      </w:pPr>
+      <w:r>
+        <w:t xml:space="preserve">上节第六部分讲评后调用。仍用材料二，不加独立活动。此段用于辨明条文增写与旧法许可之间的推理差别。</w:t>
+      </w:r>
+    </w:p>
+    <w:p>
+      <w:pPr>
+        <w:pStyle w:val="Heading2"/>
+        <w:widowControl/>
+      </w:pPr>
+      <w:r>
+        <w:t xml:space="preserve">讲述</w:t>
+      </w:r>
+    </w:p>
+    <w:p>
+      <w:pPr>
+        <w:widowControl/>
+        <w:spacing w:after="90" w:before="0" w:line="315"/>
+      </w:pPr>
+      <w:r>
+        <w:t xml:space="preserve">我们已经看到，一九八二年第三十七条比一九七八年所选条文列出了更多禁止事项。有一种推论很顺手：既然旧条没有逐字写“禁止非法搜查身体”，是不是旧时就允许任何搜身？先把这一步推理停住。旧条已经写人身自由不受侵犯；没有把每一种侵害分别列举，不等于明确授权别人实施。更何况，判断当时一个行为是否合法，还可能涉及当时其他法律，不能把所选一条当作全部法制。</w:t>
+      </w:r>
+    </w:p>
+    <w:p>
+      <w:pPr>
+        <w:widowControl/>
+        <w:spacing w:after="90" w:before="0" w:line="315"/>
+      </w:pPr>
+      <w:r>
+        <w:t xml:space="preserve">那新增的禁止岂不成了多余？也不成立。把某种侵害明确列出，可以减少仅靠一般表述时对保护范围的疑问，使国家权力面对更明确的禁令。这里能够确认的是规范表达更加具体，不能只在“过去完全允许”和“后来毫无新增”中选一个。我们应当比较明文的精细程度、同其他条款的关系和行为判断的依据。</w:t>
+      </w:r>
+    </w:p>
+    <w:p>
+      <w:pPr>
+        <w:widowControl/>
+        <w:spacing w:after="90" w:before="0" w:line="315"/>
+      </w:pPr>
+      <w:r>
+        <w:t xml:space="preserve">再试一个反向检验：住宅从原来的合写条款移到第三十九条。如果只看第三十七条，就可能误以为住宅保护消失；把相邻条款找齐，结论马上改变。阅读范围改变，结论可能改变，这不是历史材料自己矛盾，而是我们先前把局部误作了全部。</w:t>
+      </w:r>
+    </w:p>
+    <w:p>
+      <w:pPr>
+        <w:widowControl/>
+        <w:spacing w:after="90" w:before="0" w:line="315"/>
+      </w:pPr>
+      <w:r>
+        <w:t xml:space="preserve">因此，遇到新增、删除或移位，应先问它发生在一句话、一条还是整部文本的范围内，再判断规范作用。新增文字可以重要，而不必靠贬低此前全部规则证明重要；旧规则也可能有缺陷，而不必被讲成一片空白。这种读法既尊重变化，也不把历史简化成突然从无到有。下一步如要评价实施，还需另取材料，但这不妨碍我们把眼前的文本关系讲清。</w:t>
+      </w:r>
+    </w:p>
+    <w:p>
+      <w:pPr>
+        <w:pStyle w:val="Heading1"/>
+        <w:widowControl/>
+      </w:pPr>
+      <w:r>
+        <w:t xml:space="preserve">按需深化E4 标着同一年份为何仍要辨认文本版本</w:t>
+      </w:r>
+    </w:p>
+    <w:p>
+      <w:pPr>
+        <w:widowControl/>
+        <w:spacing w:after="90" w:before="0" w:line="315"/>
+      </w:pPr>
+      <w:r>
+        <w:t xml:space="preserve">下节第十二部分之后调用。使用题注、材料二、材料七和补充材料中的公报日期，不加独立活动。本段继续检查历史比较的依据，不重复主线修宪与普通立法的分工。</w:t>
+      </w:r>
+    </w:p>
+    <w:p>
+      <w:pPr>
+        <w:pStyle w:val="Heading2"/>
+        <w:widowControl/>
+      </w:pPr>
+      <w:r>
+        <w:t xml:space="preserve">讲述</w:t>
+      </w:r>
+    </w:p>
+    <w:p>
+      <w:pPr>
+        <w:widowControl/>
+        <w:spacing w:after="90" w:before="0" w:line="315"/>
+      </w:pPr>
+      <w:r>
+        <w:t xml:space="preserve">有一种合理的阅读建议：既然整合文本已经把历次修改放在一起，查起来又方便，为什么还要找旧版本？如果问题是今天规定什么，整合文本确实是合适起点。但如果问题是某项规定在一九八二年是否已经存在，只读现在的文本就会把后来的变化放回过去。刚才的人权原则就是现成检验：今天的第三十三条有这句话，不能证明最初公布时就有。</w:t>
+      </w:r>
+    </w:p>
+    <w:p>
+      <w:pPr>
+        <w:widowControl/>
+        <w:spacing w:after="90" w:before="0" w:line="315"/>
+      </w:pPr>
+      <w:r>
+        <w:t xml:space="preserve">相反，坚持只读最早原件也不能回答全部问题。若把一九八二年原文直接当作今天全部有效内容，又会漏掉已经依法完成的修改。不是新文件永远胜过旧文件，也不是越早的纸本越能回答一切；先明确所问的时间，才能选对版本。</w:t>
+      </w:r>
+    </w:p>
+    <w:p>
+      <w:pPr>
+        <w:widowControl/>
+        <w:spacing w:after="90" w:before="0" w:line="315"/>
+      </w:pPr>
+      <w:r>
+        <w:t xml:space="preserve">还要区分文件形成日期与载体出版日期。本课所用公报在一九八三年二月出版，其中收录的报告作于一九八二年十一月，宪法通过于同年十二月。按出版年份就把报告当成隔年提出，便会把形成过程排错。电子网页更可能在多年后转载历史全文，网页发布日期也不能直接代替文件日期。</w:t>
+      </w:r>
+    </w:p>
+    <w:p>
+      <w:pPr>
+        <w:widowControl/>
+        <w:spacing w:after="90" w:before="0" w:line="315"/>
+      </w:pPr>
+      <w:r>
+        <w:t xml:space="preserve">因此，作历史对照先核题名、通过或公布日期，再看是否已经并入后来修改；引用时把所用版本交代出来。材料二还特意注明一九七八年三月公布本，因为随后有两次局部修改，不能只凭一个年份混用所有状态。这个工作看似细小，却决定我们读出的“新增”究竟是真实变化，还是不小心拿错了比较对象。</w:t>
+      </w:r>
+    </w:p>
+    <w:p>
+      <w:pPr>
+        <w:pStyle w:val="Heading1"/>
+        <w:widowControl/>
+      </w:pPr>
+      <w:r>
+        <w:t xml:space="preserve">短讲C1 近代三条道路</w:t>
+      </w:r>
+    </w:p>
+    <w:p>
+      <w:pPr>
+        <w:widowControl/>
+        <w:spacing w:after="90" w:before="0" w:line="315"/>
+      </w:pPr>
+      <w:r>
+        <w:t xml:space="preserve">整段替换第二部分全部口述；原1分钟回看与30秒回应保留。只在慢进度路径选用，不再接原长讲。</w:t>
+      </w:r>
+    </w:p>
+    <w:p>
+      <w:pPr>
+        <w:pStyle w:val="Heading2"/>
+        <w:widowControl/>
+      </w:pPr>
+      <w:r>
+        <w:t xml:space="preserve">讲述</w:t>
+      </w:r>
+    </w:p>
+    <w:p>
+      <w:pPr>
+        <w:widowControl/>
+        <w:spacing w:after="90" w:before="0" w:line="315"/>
+      </w:pPr>
+      <w:r>
+        <w:t xml:space="preserve">近代宪法的出现，需要放在经济关系、政治力量、思想与法律发展的变化中理解。新经济活动要求打破一些身份和地方特权，新政治力量要求参与国家决定，平等、自由、主权等主张需要制度表达。但这不是各国完全相同的四步程序。</w:t>
+      </w:r>
+    </w:p>
+    <w:p>
+      <w:pPr>
+        <w:widowControl/>
+        <w:spacing w:after="90" w:before="0" w:line="315"/>
+      </w:pPr>
+      <w:r>
+        <w:t xml:space="preserve">英国一六八九年《权利法案》着重处理王权与议会关系，包括未经议会同意不得任意停止法律效力。它没有在当时建立今天意义上的全民民主；英国也没有把全部宪法规则集中编成一部法典，“不成文”不等于没有文字。</w:t>
+      </w:r>
+    </w:p>
+    <w:p>
+      <w:pPr>
+        <w:widowControl/>
+        <w:spacing w:after="90" w:before="0" w:line="315"/>
+      </w:pPr>
+      <w:r>
+        <w:t xml:space="preserve">美国独立以后还要解决各州如何共同组织国家的问题。一七八七年形成联邦宪法，一七九一年批准前十条修正案，进一步规定权利保障。这说明建立能运转的国家权力，与约束权力、保障权利需要同时考虑，不能把两者当作只能选一个。</w:t>
+      </w:r>
+    </w:p>
+    <w:p>
+      <w:pPr>
+        <w:widowControl/>
+        <w:spacing w:after="90" w:before="0" w:line="315"/>
+      </w:pPr>
+      <w:r>
+        <w:t xml:space="preserve">法国一七八九年宣言第十六条把权利保障和权力分立联系到有没有宪法的判断。这是当时的规范主张，不能直接证明所有人的权利已获实现。后来社会主义国家及民族解放后的国家又有不同道路。请在全景表分别记下三国面对的问题。回到中国，我们也将观察国家处境、权力依据和具体组织，不能只问哪年出现“宪法”这个名称。</w:t>
+      </w:r>
+    </w:p>
+    <w:p>
+      <w:pPr>
+        <w:pStyle w:val="Heading1"/>
+        <w:widowControl/>
+      </w:pPr>
+      <w:r>
+        <w:t xml:space="preserve">短讲C2 中国近代探索</w:t>
+      </w:r>
+    </w:p>
+    <w:p>
+      <w:pPr>
+        <w:widowControl/>
+        <w:spacing w:after="90" w:before="0" w:line="315"/>
+      </w:pPr>
+      <w:r>
+        <w:t xml:space="preserve">整段替换第三部分全部口述。题1三分钟原活动仍保留，下面以“作答前／作答后”提示衔接，不作为口述内容。</w:t>
+      </w:r>
+    </w:p>
+    <w:p>
+      <w:pPr>
+        <w:pStyle w:val="Heading2"/>
+        <w:widowControl/>
+      </w:pPr>
+      <w:r>
+        <w:t xml:space="preserve">教师备查</w:t>
+      </w:r>
+    </w:p>
+    <w:p>
+      <w:pPr>
+        <w:pStyle w:val="TeacherNote"/>
+        <w:widowControl/>
+        <w:spacing w:after="70" w:before="0" w:line="270"/>
+      </w:pPr>
+      <w:r>
+        <w:rPr>
+          <w:color w:val="444444"/>
+          <w:sz w:val="20"/>
+          <w:szCs w:val="20"/>
+        </w:rPr>
+        <w:t xml:space="preserve">作答前读下一段，完成原题1活动后再读其余段。</w:t>
+      </w:r>
+    </w:p>
+    <w:p>
+      <w:pPr>
+        <w:pStyle w:val="Heading2"/>
+        <w:widowControl/>
+      </w:pPr>
+      <w:r>
+        <w:t xml:space="preserve">讲述</w:t>
+      </w:r>
+    </w:p>
+    <w:p>
+      <w:pPr>
+        <w:widowControl/>
+        <w:spacing w:after="90" w:before="0" w:line="315"/>
+      </w:pPr>
+      <w:r>
+        <w:t xml:space="preserve">晚清内外危机中，一九〇八年《钦定宪法大纲》以君上大权为主要部分，另附臣民权利义务；这里按教材概述。一九一二年《临时约法》第二条则把主权归属写为国民全体。请做题一，再从第十六条与第四十五条找一项具体分工：参议院行使立法权，临时大总统相关行为须国务员副署。国务员指国务总理和各部总长，副署即相应国务员也须签署。</w:t>
+      </w:r>
+    </w:p>
+    <w:p>
+      <w:pPr>
+        <w:pStyle w:val="Heading2"/>
+        <w:widowControl/>
+      </w:pPr>
+      <w:r>
+        <w:t xml:space="preserve">教师备查</w:t>
+      </w:r>
+    </w:p>
+    <w:p>
+      <w:pPr>
+        <w:pStyle w:val="TeacherNote"/>
+        <w:widowControl/>
+        <w:spacing w:after="70" w:before="0" w:line="270"/>
+      </w:pPr>
+      <w:r>
+        <w:rPr>
+          <w:color w:val="444444"/>
+          <w:sz w:val="20"/>
+          <w:szCs w:val="20"/>
+        </w:rPr>
+        <w:t xml:space="preserve">此处执行原题1活动。</w:t>
+      </w:r>
+    </w:p>
+    <w:p>
+      <w:pPr>
+        <w:pStyle w:val="Heading2"/>
+        <w:widowControl/>
+      </w:pPr>
+      <w:r>
+        <w:t xml:space="preserve">讲述</w:t>
+      </w:r>
+    </w:p>
+    <w:p>
+      <w:pPr>
+        <w:widowControl/>
+        <w:spacing w:after="90" w:before="0" w:line="315"/>
+      </w:pPr>
+      <w:r>
+        <w:t xml:space="preserve">变化不只在国号，也涉及权力根据与行使方式。但文本不能独自证明当时所有权利都已实现，仍需机关实际工作、争议处理等材料。后来政治道路曲折，也不能倒过来抹掉文本差异。</w:t>
+      </w:r>
+    </w:p>
+    <w:p>
+      <w:pPr>
+        <w:widowControl/>
+        <w:spacing w:after="90" w:before="0" w:line="315"/>
+      </w:pPr>
+      <w:r>
+        <w:t xml:space="preserve">北洋时期的约法、宪法及国民政府时期的训政约法、一九四六年通过而一九四七年施行的宪法，都在历史全景中。须区分草案、正式文本与实施状态，不能认为有一份宪草便已在全国施行。与此同时，根据地形成另一条宪法性文件探索，地域、任务与制度安排不同。下面回到它们与新中国宪法的历史联系。</w:t>
+      </w:r>
+    </w:p>
+    <w:p>
+      <w:pPr>
+        <w:pStyle w:val="Heading1"/>
+        <w:widowControl/>
+      </w:pPr>
+      <w:r>
+        <w:t xml:space="preserve">短讲C3 人身自由与机关分工</w:t>
+      </w:r>
+    </w:p>
+    <w:p>
+      <w:pPr>
+        <w:widowControl/>
+        <w:spacing w:after="90" w:before="0" w:line="315"/>
+      </w:pPr>
+      <w:r>
+        <w:t xml:space="preserve">整段替换第六部分全部口述，保留题2四分钟原活动。保住三版变化、自由与住宅、分工的理由和代价。</w:t>
+      </w:r>
+    </w:p>
+    <w:p>
+      <w:pPr>
+        <w:pStyle w:val="Heading2"/>
+        <w:widowControl/>
+      </w:pPr>
+      <w:r>
+        <w:t xml:space="preserve">讲述</w:t>
+      </w:r>
+    </w:p>
+    <w:p>
+      <w:pPr>
+        <w:widowControl/>
+        <w:spacing w:after="90" w:before="0" w:line="315"/>
+      </w:pPr>
+      <w:r>
+        <w:t xml:space="preserve">请把三版同题规定并着看。一九七五年第二十五条由公安机关行使检察机关职权，第二十八条虽保护人身自由和住宅，逮捕句却规定法院决定或者公安批准。一九七八年第四十三条重新规定检察院行使检察权，第四十七条已经写出法院决定或者检察院批准并由公安执行的关系。所以不能跳过一九七八年，把这一改变全归给一九八二年。现在请读最后一列，完成题二。</w:t>
+      </w:r>
+    </w:p>
+    <w:p>
+      <w:pPr>
+        <w:pStyle w:val="Heading2"/>
+        <w:widowControl/>
+      </w:pPr>
+      <w:r>
+        <w:t xml:space="preserve">教师备查</w:t>
+      </w:r>
+    </w:p>
+    <w:p>
+      <w:pPr>
+        <w:pStyle w:val="TeacherNote"/>
+        <w:widowControl/>
+        <w:spacing w:after="70" w:before="0" w:line="270"/>
+      </w:pPr>
+      <w:r>
+        <w:rPr>
+          <w:color w:val="444444"/>
+          <w:sz w:val="20"/>
+          <w:szCs w:val="20"/>
+        </w:rPr>
+        <w:t xml:space="preserve">此处执行原题2活动。</w:t>
+      </w:r>
+    </w:p>
+    <w:p>
+      <w:pPr>
+        <w:pStyle w:val="Heading2"/>
+        <w:widowControl/>
+      </w:pPr>
+      <w:r>
+        <w:t xml:space="preserve">讲述</w:t>
+      </w:r>
+    </w:p>
+    <w:p>
+      <w:pPr>
+        <w:widowControl/>
+        <w:spacing w:after="90" w:before="0" w:line="315"/>
+      </w:pPr>
+      <w:r>
+        <w:t xml:space="preserve">一九八二年第三十七条承接相关分工，并明确检察院批准或者决定、法院决定、公安执行的关系，另禁止非法拘禁、其他非法剥夺或限制自由、非法搜身。住宅另见第三十九条，不能因移位就说保障删除。逮捕也不等于全部限制自由的措施。</w:t>
+      </w:r>
+    </w:p>
+    <w:p>
+      <w:pPr>
+        <w:widowControl/>
+        <w:spacing w:after="90" w:before="0" w:line="315"/>
+      </w:pPr>
+      <w:r>
+        <w:t xml:space="preserve">原第一百三十五条要求刑事办案中分工负责、互相配合、互相制约。集中办理可能减少沟通、更快决定，这是有分量的理由；分别承担职责则使提出限制自由措施的理由需要接受另一职责的检验，不能仅以首先提出者自己相信为止。这不预设任何个人必然偏私，也不保证另一机关不会错。分别办理有协调成本，所以条文同时要求配合和制约；只配合会漏掉审查，只制约而不协作又难以准确有效执行法律。并非环节越多越好，关键是每一环节承担实际职责。</w:t>
+      </w:r>
+    </w:p>
+    <w:p>
+      <w:pPr>
+        <w:widowControl/>
+        <w:spacing w:after="90" w:before="0" w:line="315"/>
+      </w:pPr>
+      <w:r>
+        <w:t xml:space="preserve">三版对照说明保障不仅在权利宣告，也在权限、禁令与机关关系。文字更具体，不等于此前所有未列行为都被允许，也不证明此后现实已全无违法。本文的历史条号须保留；原第一百三十五条在二〇一八年调整后对应现行第一百四十条。上节到这里把完整文本变化看清，下节再看局部修正。</w:t>
+      </w:r>
+    </w:p>
+    <w:p>
+      <w:pPr>
+        <w:pStyle w:val="Heading1"/>
+        <w:widowControl/>
+      </w:pPr>
+      <w:r>
+        <w:t xml:space="preserve">短讲C4 土地修改</w:t>
+      </w:r>
+    </w:p>
+    <w:p>
+      <w:pPr>
+        <w:widowControl/>
+        <w:spacing w:after="90" w:before="0" w:line="315"/>
+      </w:pPr>
+      <w:r>
+        <w:t xml:space="preserve">整段替换第八部分口述，保留题3四分钟原活动。下节仍从本节0分钟开始。</w:t>
+      </w:r>
+    </w:p>
+    <w:p>
+      <w:pPr>
+        <w:pStyle w:val="Heading2"/>
+        <w:widowControl/>
+      </w:pPr>
+      <w:r>
+        <w:t xml:space="preserve">讲述</w:t>
+      </w:r>
+    </w:p>
+    <w:p>
+      <w:pPr>
+        <w:widowControl/>
+        <w:spacing w:after="90" w:before="0" w:line="315"/>
+      </w:pPr>
+      <w:r>
+        <w:t xml:space="preserve">上节比较了完整文本，这节看局部修改。请对读一九八二年原第十条与一九八八年修正案第二条，完成题三。要同时看土地属于谁与什么权利可以转让，这两个问题不相同。</w:t>
+      </w:r>
+    </w:p>
+    <w:p>
+      <w:pPr>
+        <w:pStyle w:val="Heading2"/>
+        <w:widowControl/>
+      </w:pPr>
+      <w:r>
+        <w:t xml:space="preserve">教师备查</w:t>
+      </w:r>
+    </w:p>
+    <w:p>
+      <w:pPr>
+        <w:pStyle w:val="TeacherNote"/>
+        <w:widowControl/>
+        <w:spacing w:after="70" w:before="0" w:line="270"/>
+      </w:pPr>
+      <w:r>
+        <w:rPr>
+          <w:color w:val="444444"/>
+          <w:sz w:val="20"/>
+          <w:szCs w:val="20"/>
+        </w:rPr>
+        <w:t xml:space="preserve">此处执行原题3活动。</w:t>
+      </w:r>
+    </w:p>
+    <w:p>
+      <w:pPr>
+        <w:pStyle w:val="Heading2"/>
+        <w:widowControl/>
+      </w:pPr>
+      <w:r>
+        <w:t xml:space="preserve">讲述</w:t>
+      </w:r>
+    </w:p>
+    <w:p>
+      <w:pPr>
+        <w:widowControl/>
+        <w:spacing w:after="90" w:before="0" w:line="315"/>
+      </w:pPr>
+      <w:r>
+        <w:t xml:space="preserve">改文删除“出租”，增加土地使用权可以依照法律规定转让；城市土地属于国家所有的第一款保留。因此，变化不是把城市土地普遍变为私人所有，也不是因为同一部宪法延续就没有改动。转让对象是使用权，条件是依照法律，不能断言任何交易都合法。</w:t>
+      </w:r>
+    </w:p>
+    <w:p>
+      <w:pPr>
+        <w:widowControl/>
+        <w:spacing w:after="90" w:before="0" w:line="315"/>
+      </w:pPr>
+      <w:r>
+        <w:t xml:space="preserve">同期建议把修改放在经济改革和对外开放进一步发展的实践中。由条文可以理解一种选择：维持所有权安排，不必将每一次利用都固定；允许使用权流转，也不必改变所有制。反过来，交易便利不能替代法律条件，转让范围、各方权利和公共利益仍需法律安排。许可打开制度空间，同时提出后续立法任务。这是文本分析，不是对当时所有参与者心理的描述，更不是某次拍卖独自造成修宪的故事。</w:t>
+      </w:r>
+    </w:p>
+    <w:p>
+      <w:pPr>
+        <w:widowControl/>
+        <w:spacing w:after="90" w:before="0" w:line="315"/>
+      </w:pPr>
+      <w:r>
+        <w:t xml:space="preserve">编号也要认清：修正案第二条是修改文件的条次，所改的是宪法第十条第四款。修正案独立列出，仍实际改变宪法内容。今天的整合文本适合查现行规定；研究一九八八年改变什么，应将当时旧条与修正案对读。文本身份延续与具体规范改变可以同时成立。</w:t>
+      </w:r>
+    </w:p>
+    <w:p>
+      <w:pPr>
+        <w:pStyle w:val="Heading1"/>
+        <w:widowControl/>
+      </w:pPr>
+      <w:r>
+        <w:t xml:space="preserve">短讲C5 监察机关相关修改</w:t>
+      </w:r>
+    </w:p>
+    <w:p>
+      <w:pPr>
+        <w:widowControl/>
+        <w:spacing w:after="90" w:before="0" w:line="315"/>
+      </w:pPr>
+      <w:r>
+        <w:t xml:space="preserve">整段替换第十部分口述，保留三组圈读和第124条末款的1分50秒活动。</w:t>
+      </w:r>
+    </w:p>
+    <w:p>
+      <w:pPr>
+        <w:pStyle w:val="Heading2"/>
+        <w:widowControl/>
+      </w:pPr>
+      <w:r>
+        <w:t xml:space="preserve">讲述</w:t>
+      </w:r>
+    </w:p>
+    <w:p>
+      <w:pPr>
+        <w:widowControl/>
+        <w:spacing w:after="90" w:before="0" w:line="315"/>
+      </w:pPr>
+      <w:r>
+        <w:t xml:space="preserve">二〇一八年宪法第三条第三款增列监察机关，但人大产生、负责和监督的关系继续适用；国务院职权相应删去“和监察”，国家机构章新增监察委员会一节。请圈出材料五的三处变化，再在第一百二十四条末款圈出“由法律规定”。</w:t>
+      </w:r>
+    </w:p>
+    <w:p>
+      <w:pPr>
+        <w:pStyle w:val="Heading2"/>
+        <w:widowControl/>
+      </w:pPr>
+      <w:r>
+        <w:t xml:space="preserve">教师备查</w:t>
+      </w:r>
+    </w:p>
+    <w:p>
+      <w:pPr>
+        <w:pStyle w:val="TeacherNote"/>
+        <w:widowControl/>
+        <w:spacing w:after="70" w:before="0" w:line="270"/>
+      </w:pPr>
+      <w:r>
+        <w:rPr>
+          <w:color w:val="444444"/>
+          <w:sz w:val="20"/>
+          <w:szCs w:val="20"/>
+        </w:rPr>
+        <w:t xml:space="preserve">此处执行原圈读活动。</w:t>
+      </w:r>
+    </w:p>
+    <w:p>
+      <w:pPr>
+        <w:pStyle w:val="Heading2"/>
+        <w:widowControl/>
+      </w:pPr>
+      <w:r>
+        <w:t xml:space="preserve">讲述</w:t>
+      </w:r>
+    </w:p>
+    <w:p>
+      <w:pPr>
+        <w:widowControl/>
+        <w:spacing w:after="90" w:before="0" w:line="315"/>
+      </w:pPr>
+      <w:r>
+        <w:t xml:space="preserve">这组改变涉及机关地位、职权和负责关系，不能说监察委员会只是检察院改名或政府里加一个部门。第一百二十六条还具体规定国家及地方监察委员会的负责关系。新增构成仍受根本组织关系约束，保留关系又不抹掉具体变化。</w:t>
+      </w:r>
+    </w:p>
+    <w:p>
+      <w:pPr>
+        <w:widowControl/>
+        <w:spacing w:after="90" w:before="0" w:line="315"/>
+      </w:pPr>
+      <w:r>
+        <w:t xml:space="preserve">同期说明把修改同监察体制改革及提供宪法依据联系起来；这是提出的目的，效果另需材料。三月十一日通过宪法修正案，三月二十日通过监察法，后者根据宪法具体安排制度，属于普通法律。我们只用二〇一八年初版辨认历史身份，不以它判断今天的具体措施。宪法修正、普通立法、实际履职都与发展有关，但不是同一种法律行为。完整机构知识留第七讲，现在继续看建议怎样成为正式改文。</w:t>
+      </w:r>
+    </w:p>
+    <w:p>
+      <w:pPr>
+        <w:pStyle w:val="Heading1"/>
+        <w:widowControl/>
+      </w:pPr>
+      <w:r>
+        <w:t xml:space="preserve">短讲C6 修宪过程与配套立法</w:t>
+      </w:r>
+    </w:p>
+    <w:p>
+      <w:pPr>
+        <w:widowControl/>
+        <w:spacing w:after="90" w:before="0" w:line="315"/>
+      </w:pPr>
+      <w:r>
+        <w:t xml:space="preserve">整段替换第十一部分口述，保留题4三分钟原活动。保留实际程序、修改层次与法律配套的区别。</w:t>
+      </w:r>
+    </w:p>
+    <w:p>
+      <w:pPr>
+        <w:pStyle w:val="Heading2"/>
+        <w:widowControl/>
+      </w:pPr>
+      <w:r>
+        <w:t xml:space="preserve">讲述</w:t>
+      </w:r>
+    </w:p>
+    <w:p>
+      <w:pPr>
+        <w:widowControl/>
+        <w:spacing w:after="90" w:before="0" w:line="315"/>
+      </w:pPr>
+      <w:r>
+        <w:t xml:space="preserve">第六十四条规定，常委会或者五分之一以上全国人大代表可以提议修改宪法，由全国人大以全体代表三分之二以上通过。常委会能提议，不能独自完成修改。二〇一八年说明记载，中央提出政治建议，法工委受托拟订草案和议案，常委会审议并依法提请大会。法工委拟稿不使它成为独立法定提议主体。</w:t>
+      </w:r>
+    </w:p>
+    <w:p>
+      <w:pPr>
+        <w:widowControl/>
+        <w:spacing w:after="90" w:before="0" w:line="315"/>
+      </w:pPr>
+      <w:r>
+        <w:t xml:space="preserve">三月七日代表团审议、八日主席团决定将有关报告和修改稿提请继续审议，都不等于最终通过。三月十一日全国人大通过，主席团署名的全国人大公告第一号公布施行，并非国家主席令。请完成题四，把主体与动作对应。</w:t>
+      </w:r>
+    </w:p>
+    <w:p>
+      <w:pPr>
+        <w:pStyle w:val="Heading2"/>
+        <w:widowControl/>
+      </w:pPr>
+      <w:r>
+        <w:t xml:space="preserve">教师备查</w:t>
+      </w:r>
+    </w:p>
+    <w:p>
+      <w:pPr>
+        <w:pStyle w:val="TeacherNote"/>
+        <w:widowControl/>
+        <w:spacing w:after="70" w:before="0" w:line="270"/>
+      </w:pPr>
+      <w:r>
+        <w:rPr>
+          <w:color w:val="444444"/>
+          <w:sz w:val="20"/>
+          <w:szCs w:val="20"/>
+        </w:rPr>
+        <w:t xml:space="preserve">此处执行原题4活动。</w:t>
+      </w:r>
+    </w:p>
+    <w:p>
+      <w:pPr>
+        <w:pStyle w:val="Heading2"/>
+        <w:widowControl/>
+      </w:pPr>
+      <w:r>
+        <w:t xml:space="preserve">讲述</w:t>
+      </w:r>
+    </w:p>
+    <w:p>
+      <w:pPr>
+        <w:widowControl/>
+        <w:spacing w:after="90" w:before="0" w:line="315"/>
+      </w:pPr>
+      <w:r>
+        <w:t xml:space="preserve">本例不能删掉代表提议的另一条法定路线，也不能把所有日期变成每次修宪相同的流程。全体代表是通过多数的分母，不能换成到会者。建议、提请、审议、通过有不同法律身份。</w:t>
+      </w:r>
+    </w:p>
+    <w:p>
+      <w:pPr>
+        <w:widowControl/>
+        <w:spacing w:after="90" w:before="0" w:line="315"/>
+      </w:pPr>
+      <w:r>
+        <w:t xml:space="preserve">第一讲已比较过门槛的理由与代价，这里继续看改动的对象。一九八八年正式修改宪法第十条的禁语、明确使用权依法转让；普通法律不能仅因制定得晚就排除相反的宪法要求。但这不等于断言此前所有试点违法，其法律、授权和事实仍须另查。</w:t>
+      </w:r>
+    </w:p>
+    <w:p>
+      <w:pPr>
+        <w:widowControl/>
+        <w:spacing w:after="90" w:before="0" w:line="315"/>
+      </w:pPr>
+      <w:r>
+        <w:t xml:space="preserve">二〇一八年修正处理监察机关产生、负责和原有职权等根本关系，第124条末款又把组织和职权的具体安排交给法律。普通法律可以具体化，不能另写一套相反的宪法关系。把所有工作细节都入宪，又会使细节调整承受修宪门槛。所以须同时核修改对象、具体规则和法律配套；知道达到多数，尚未说明这些内容。最后用三份文件检查区别。</w:t>
       </w:r>
     </w:p>
     <w:sectPr>
